--- a/assets/Khen_CV.docx
+++ b/assets/Khen_CV.docx
@@ -81,21 +81,45 @@
         <w:rPr>
           <w:b/>
           <w:bCs/>
-        </w:rPr>
-      </w:pPr>
-      <w:r>
-        <w:rPr>
-          <w:b/>
-          <w:bCs/>
-        </w:rPr>
-        <w:t xml:space="preserve">Portfolio: </w:t>
-      </w:r>
+          <w:sz w:val="8"/>
+          <w:szCs w:val="8"/>
+        </w:rPr>
+      </w:pPr>
+      <w:r>
+        <w:rPr>
+          <w:b/>
+          <w:bCs/>
+        </w:rPr>
+        <w:t>Portfolio:</w:t>
+      </w:r>
+      <w:r>
+        <w:rPr>
+          <w:b/>
+          <w:bCs/>
+          <w:sz w:val="16"/>
+          <w:szCs w:val="16"/>
+        </w:rPr>
+        <w:t xml:space="preserve"> </w:t>
+      </w:r>
+    </w:p>
+    <w:p>
+      <w:pPr>
+        <w:ind w:left="720"/>
+        <w:rPr>
+          <w:b/>
+          <w:bCs/>
+          <w:sz w:val="8"/>
+          <w:szCs w:val="8"/>
+        </w:rPr>
+      </w:pPr>
       <w:hyperlink r:id="rId6" w:tooltip="null" w:history="1">
         <w:r>
           <w:rPr>
             <w:rStyle w:val="Hyperlink"/>
             <w:b/>
             <w:bCs/>
+            <w:sz w:val="16"/>
+            <w:szCs w:val="16"/>
           </w:rPr>
           <w:t>https://knblitz.github.io/KhenPortfolio/src/PortfolioIndex.html</w:t>
         </w:r>
@@ -103,6 +127,63 @@
     </w:p>
     <w:p>
       <w:pPr>
+        <w:ind w:left="720"/>
+        <w:rPr>
+          <w:b/>
+          <w:bCs/>
+        </w:rPr>
+      </w:pPr>
+      <w:r>
+        <w:rPr>
+          <w:b/>
+          <w:bCs/>
+          <w:noProof/>
+        </w:rPr>
+        <w:drawing>
+          <wp:inline distT="0" distB="0" distL="0" distR="0" wp14:anchorId="2CDA26B0" wp14:editId="5408F27C">
+            <wp:extent cx="1415562" cy="1415562"/>
+            <wp:effectExtent l="0" t="0" r="0" b="0"/>
+            <wp:docPr id="1717422621" name="Picture 1"/>
+            <wp:cNvGraphicFramePr>
+              <a:graphicFrameLocks xmlns:a="http://schemas.openxmlformats.org/drawingml/2006/main" noChangeAspect="1"/>
+            </wp:cNvGraphicFramePr>
+            <a:graphic xmlns:a="http://schemas.openxmlformats.org/drawingml/2006/main">
+              <a:graphicData uri="http://schemas.openxmlformats.org/drawingml/2006/picture">
+                <pic:pic xmlns:pic="http://schemas.openxmlformats.org/drawingml/2006/picture">
+                  <pic:nvPicPr>
+                    <pic:cNvPr id="1717422621" name="Picture 1717422621"/>
+                    <pic:cNvPicPr/>
+                  </pic:nvPicPr>
+                  <pic:blipFill>
+                    <a:blip r:embed="rId7" cstate="print">
+                      <a:extLst>
+                        <a:ext uri="{28A0092B-C50C-407E-A947-70E740481C1C}">
+                          <a14:useLocalDpi xmlns:a14="http://schemas.microsoft.com/office/drawing/2010/main" val="0"/>
+                        </a:ext>
+                      </a:extLst>
+                    </a:blip>
+                    <a:stretch>
+                      <a:fillRect/>
+                    </a:stretch>
+                  </pic:blipFill>
+                  <pic:spPr>
+                    <a:xfrm>
+                      <a:off x="0" y="0"/>
+                      <a:ext cx="1428998" cy="1428998"/>
+                    </a:xfrm>
+                    <a:prstGeom prst="rect">
+                      <a:avLst/>
+                    </a:prstGeom>
+                  </pic:spPr>
+                </pic:pic>
+              </a:graphicData>
+            </a:graphic>
+          </wp:inline>
+        </w:drawing>
+      </w:r>
+    </w:p>
+    <w:p>
+      <w:pPr>
         <w:rPr>
           <w:b/>
           <w:bCs/>
@@ -253,6 +334,24 @@
     </w:p>
     <w:p>
       <w:pPr>
+        <w:ind w:left="720"/>
+        <w:rPr>
+          <w:b/>
+          <w:bCs/>
+        </w:rPr>
+      </w:pPr>
+    </w:p>
+    <w:p>
+      <w:pPr>
+        <w:ind w:left="720"/>
+        <w:rPr>
+          <w:b/>
+          <w:bCs/>
+        </w:rPr>
+      </w:pPr>
+    </w:p>
+    <w:p>
+      <w:pPr>
         <w:numPr>
           <w:ilvl w:val="0"/>
           <w:numId w:val="6"/>
@@ -267,6 +366,7 @@
           <w:b/>
           <w:bCs/>
         </w:rPr>
+        <w:lastRenderedPageBreak/>
         <w:t>BGSS (Secondary School) | 2019–2022</w:t>
       </w:r>
     </w:p>
@@ -360,7 +460,6 @@
           <w:b/>
           <w:bCs/>
         </w:rPr>
-        <w:lastRenderedPageBreak/>
         <w:t>Work Experience</w:t>
       </w:r>
     </w:p>
@@ -503,27 +602,7 @@
           <w:iCs/>
           <w:color w:val="808080" w:themeColor="background1" w:themeShade="80"/>
         </w:rPr>
-        <w:t>Jun 2023 – Present (2 years</w:t>
-      </w:r>
-      <w:r>
-        <w:rPr>
-          <w:b/>
-          <w:bCs/>
-          <w:i/>
-          <w:iCs/>
-          <w:color w:val="808080" w:themeColor="background1" w:themeShade="80"/>
-        </w:rPr>
-        <w:t>+</w:t>
-      </w:r>
-      <w:r>
-        <w:rPr>
-          <w:b/>
-          <w:bCs/>
-          <w:i/>
-          <w:iCs/>
-          <w:color w:val="808080" w:themeColor="background1" w:themeShade="80"/>
-        </w:rPr>
-        <w:t>)</w:t>
+        <w:t>Jun 2023 – Present (2 years+)</w:t>
       </w:r>
     </w:p>
     <w:p>
@@ -583,16 +662,22 @@
     </w:p>
     <w:p>
       <w:pPr>
-        <w:rPr>
-          <w:b/>
-          <w:bCs/>
-        </w:rPr>
-      </w:pPr>
-      <w:r>
-        <w:rPr>
-          <w:b/>
-          <w:bCs/>
-        </w:rPr>
+        <w:ind w:left="1440"/>
+      </w:pPr>
+    </w:p>
+    <w:p>
+      <w:pPr>
+        <w:rPr>
+          <w:b/>
+          <w:bCs/>
+        </w:rPr>
+      </w:pPr>
+      <w:r>
+        <w:rPr>
+          <w:b/>
+          <w:bCs/>
+        </w:rPr>
+        <w:lastRenderedPageBreak/>
         <w:t>Skills</w:t>
       </w:r>
     </w:p>
@@ -2503,6 +2588,7 @@
   <w:style w:type="character" w:default="1" w:styleId="DefaultParagraphFont">
     <w:name w:val="Default Paragraph Font"/>
     <w:uiPriority w:val="1"/>
+    <w:semiHidden/>
     <w:unhideWhenUsed/>
   </w:style>
   <w:style w:type="table" w:default="1" w:styleId="TableNormal">
